--- a/materials/PlayerBullet.docx
+++ b/materials/PlayerBullet.docx
@@ -61,12 +61,6 @@
         <w:gridCol w:w="6860"/>
       </w:tblGrid>
       <w:tr>
-        <w:tblPrEx>
-          <w:tblCellMar>
-            <w:top w:w="0" w:type="dxa"/>
-            <w:bottom w:w="0" w:type="dxa"/>
-          </w:tblCellMar>
-        </w:tblPrEx>
         <w:tc>
           <w:tcPr>
             <w:tcW w:w="2500" w:type="dxa"/>
@@ -99,12 +93,6 @@
         </w:tc>
       </w:tr>
       <w:tr>
-        <w:tblPrEx>
-          <w:tblCellMar>
-            <w:top w:w="0" w:type="dxa"/>
-            <w:bottom w:w="0" w:type="dxa"/>
-          </w:tblCellMar>
-        </w:tblPrEx>
         <w:tc>
           <w:tcPr>
             <w:tcW w:w="2500" w:type="dxa"/>
@@ -127,12 +115,6 @@
         </w:tc>
       </w:tr>
       <w:tr>
-        <w:tblPrEx>
-          <w:tblCellMar>
-            <w:top w:w="0" w:type="dxa"/>
-            <w:bottom w:w="0" w:type="dxa"/>
-          </w:tblCellMar>
-        </w:tblPrEx>
         <w:tc>
           <w:tcPr>
             <w:tcW w:w="2500" w:type="dxa"/>
@@ -167,12 +149,6 @@
         </w:tc>
       </w:tr>
       <w:tr>
-        <w:tblPrEx>
-          <w:tblCellMar>
-            <w:top w:w="0" w:type="dxa"/>
-            <w:bottom w:w="0" w:type="dxa"/>
-          </w:tblCellMar>
-        </w:tblPrEx>
         <w:tc>
           <w:tcPr>
             <w:tcW w:w="2500" w:type="dxa"/>
@@ -188,11 +164,6 @@
             <w:tcW w:w="6860" w:type="dxa"/>
           </w:tcPr>
           <w:p>
-            <w:pPr>
-              <w:rPr>
-                <w:rFonts w:hint="eastAsia"/>
-              </w:rPr>
-            </w:pPr>
             <w:r>
               <w:t>弾の属性（色）。敵の弱点属性と一致すると大きいダメージ、一致しなくても通常ダメージは通る（一致は必須ではなく威力の補正に使う想定）</w:t>
             </w:r>
@@ -200,12 +171,6 @@
         </w:tc>
       </w:tr>
       <w:tr>
-        <w:tblPrEx>
-          <w:tblCellMar>
-            <w:top w:w="0" w:type="dxa"/>
-            <w:bottom w:w="0" w:type="dxa"/>
-          </w:tblCellMar>
-        </w:tblPrEx>
         <w:tc>
           <w:tcPr>
             <w:tcW w:w="2500" w:type="dxa"/>
@@ -240,12 +205,6 @@
         </w:tc>
       </w:tr>
       <w:tr>
-        <w:tblPrEx>
-          <w:tblCellMar>
-            <w:top w:w="0" w:type="dxa"/>
-            <w:bottom w:w="0" w:type="dxa"/>
-          </w:tblCellMar>
-        </w:tblPrEx>
         <w:tc>
           <w:tcPr>
             <w:tcW w:w="2500" w:type="dxa"/>
@@ -299,12 +258,6 @@
         <w:gridCol w:w="6360"/>
       </w:tblGrid>
       <w:tr>
-        <w:tblPrEx>
-          <w:tblCellMar>
-            <w:top w:w="0" w:type="dxa"/>
-            <w:bottom w:w="0" w:type="dxa"/>
-          </w:tblCellMar>
-        </w:tblPrEx>
         <w:tc>
           <w:tcPr>
             <w:tcW w:w="3000" w:type="dxa"/>
@@ -337,12 +290,6 @@
         </w:tc>
       </w:tr>
       <w:tr>
-        <w:tblPrEx>
-          <w:tblCellMar>
-            <w:top w:w="0" w:type="dxa"/>
-            <w:bottom w:w="0" w:type="dxa"/>
-          </w:tblCellMar>
-        </w:tblPrEx>
         <w:tc>
           <w:tcPr>
             <w:tcW w:w="3000" w:type="dxa"/>
@@ -368,12 +315,6 @@
         </w:tc>
       </w:tr>
       <w:tr>
-        <w:tblPrEx>
-          <w:tblCellMar>
-            <w:top w:w="0" w:type="dxa"/>
-            <w:bottom w:w="0" w:type="dxa"/>
-          </w:tblCellMar>
-        </w:tblPrEx>
         <w:tc>
           <w:tcPr>
             <w:tcW w:w="3000" w:type="dxa"/>
@@ -396,12 +337,6 @@
         </w:tc>
       </w:tr>
       <w:tr>
-        <w:tblPrEx>
-          <w:tblCellMar>
-            <w:top w:w="0" w:type="dxa"/>
-            <w:bottom w:w="0" w:type="dxa"/>
-          </w:tblCellMar>
-        </w:tblPrEx>
         <w:tc>
           <w:tcPr>
             <w:tcW w:w="3000" w:type="dxa"/>
@@ -436,12 +371,6 @@
         </w:tc>
       </w:tr>
       <w:tr>
-        <w:tblPrEx>
-          <w:tblCellMar>
-            <w:top w:w="0" w:type="dxa"/>
-            <w:bottom w:w="0" w:type="dxa"/>
-          </w:tblCellMar>
-        </w:tblPrEx>
         <w:tc>
           <w:tcPr>
             <w:tcW w:w="3000" w:type="dxa"/>
@@ -506,6 +435,28 @@
       </w:r>
       <w:r>
         <w:t>の定義を先に揃えておく必要あり。</w:t>
+      </w:r>
+      <w:r>
+        <w:t>（一致・不一致どちらでもダメージは通り、一致時はダメージ増などの補正がかかる想定）。</w:t>
+      </w:r>
+    </w:p>
+    <w:p>
+      <w:pPr>
+        <w:rPr>
+          <w:rFonts w:hint="eastAsia"/>
+        </w:rPr>
+      </w:pPr>
+      <w:r>
+        <w:t>・</w:t>
+      </w:r>
+      <w:r>
+        <w:t>属性は「水・炎・雷」の</w:t>
+      </w:r>
+      <w:r>
+        <w:t>3</w:t>
+      </w:r>
+      <w:r>
+        <w:t>種類（炎の精霊は水が弱点、氷のゴーレムは炎が弱点、風の精霊は雷が弱点）。ボスの弱点属性は未定のため決まり次第追加する。</w:t>
       </w:r>
     </w:p>
     <w:p>
